--- a/Courses/Computer-Modeling-and-IT/Computer-Modeling-and-IT-6-Class/34-Computer-Modeling-Exam/34-Computer-Modeling-Exam.docx
+++ b/Courses/Computer-Modeling-and-IT/Computer-Modeling-and-IT-6-Class/34-Computer-Modeling-Exam/34-Computer-Modeling-Exam.docx
@@ -47,9 +47,9 @@
           <w:lang w:val="bg-BG"/>
         </w:rPr>
         <w:drawing>
-          <wp:inline distT="0" distB="0" distL="0" distR="0" wp14:anchorId="5D1D7169" wp14:editId="4D710A90">
-            <wp:extent cx="736979" cy="330534"/>
-            <wp:effectExtent l="0" t="0" r="6350" b="0"/>
+          <wp:inline distT="0" distB="0" distL="0" distR="0" wp14:anchorId="5D1D7169" wp14:editId="45BB66E9">
+            <wp:extent cx="761026" cy="341061"/>
+            <wp:effectExtent l="0" t="0" r="1270" b="1905"/>
             <wp:docPr id="5" name="Picture 4"/>
             <wp:cNvGraphicFramePr>
               <a:graphicFrameLocks xmlns:a="http://schemas.openxmlformats.org/drawingml/2006/main" noChangeAspect="1"/>
@@ -78,7 +78,7 @@
                   <pic:spPr>
                     <a:xfrm>
                       <a:off x="0" y="0"/>
-                      <a:ext cx="761026" cy="341319"/>
+                      <a:ext cx="761026" cy="341061"/>
                     </a:xfrm>
                     <a:prstGeom prst="rect">
                       <a:avLst/>
@@ -102,13 +102,7 @@
         <w:rPr>
           <w:noProof/>
         </w:rPr>
-        <w:t>EUR</w:t>
-      </w:r>
-      <w:r>
-        <w:rPr>
-          <w:noProof/>
-        </w:rPr>
-        <w:t xml:space="preserve"> </w:t>
+        <w:t xml:space="preserve">EUR </w:t>
       </w:r>
       <w:r>
         <w:t xml:space="preserve">към </w:t>
@@ -137,14 +131,27 @@
           <w:b/>
           <w:lang w:val="bg-BG"/>
         </w:rPr>
-        <w:t xml:space="preserve">конвертиране на </w:t>
+        <w:t>конвертиране на евро</w:t>
+      </w:r>
+      <w:r>
+        <w:rPr>
+          <w:lang w:val="bg-BG"/>
+        </w:rPr>
+        <w:t xml:space="preserve"> </w:t>
+      </w:r>
+      <w:r>
+        <w:rPr>
+          <w:noProof/>
+          <w:lang w:val="bg-BG"/>
+        </w:rPr>
+        <w:t xml:space="preserve">(EUR) </w:t>
       </w:r>
       <w:r>
         <w:rPr>
           <w:b/>
           <w:lang w:val="bg-BG"/>
         </w:rPr>
-        <w:t>евро</w:t>
+        <w:t>в български лева</w:t>
       </w:r>
       <w:r>
         <w:rPr>
@@ -157,58 +164,26 @@
           <w:noProof/>
           <w:lang w:val="bg-BG"/>
         </w:rPr>
-        <w:t xml:space="preserve">(EUR) </w:t>
+        <w:t>(BGN</w:t>
+      </w:r>
+      <w:r>
+        <w:rPr>
+          <w:lang w:val="bg-BG"/>
+        </w:rPr>
+        <w:t xml:space="preserve">). Използвайте фиксиран </w:t>
       </w:r>
       <w:r>
         <w:rPr>
           <w:b/>
           <w:lang w:val="bg-BG"/>
         </w:rPr>
-        <w:t>в български лева</w:t>
-      </w:r>
-      <w:r>
-        <w:rPr>
-          <w:lang w:val="bg-BG"/>
-        </w:rPr>
-        <w:t xml:space="preserve"> </w:t>
-      </w:r>
-      <w:r>
-        <w:rPr>
-          <w:noProof/>
-          <w:lang w:val="bg-BG"/>
-        </w:rPr>
-        <w:t>(BGN</w:t>
-      </w:r>
-      <w:r>
-        <w:rPr>
-          <w:lang w:val="bg-BG"/>
-        </w:rPr>
-        <w:t xml:space="preserve">). Използвайте фиксиран </w:t>
-      </w:r>
-      <w:r>
-        <w:rPr>
-          <w:b/>
-          <w:lang w:val="bg-BG"/>
-        </w:rPr>
         <w:t>курс</w:t>
       </w:r>
       <w:r>
         <w:rPr>
           <w:lang w:val="bg-BG"/>
         </w:rPr>
-        <w:t xml:space="preserve"> между </w:t>
-      </w:r>
-      <w:r>
-        <w:rPr>
-          <w:lang w:val="bg-BG"/>
-        </w:rPr>
-        <w:t>евро</w:t>
-      </w:r>
-      <w:r>
-        <w:rPr>
-          <w:lang w:val="bg-BG"/>
-        </w:rPr>
-        <w:t xml:space="preserve"> и лев: </w:t>
+        <w:t xml:space="preserve"> между евро и лев: </w:t>
       </w:r>
       <w:r>
         <w:rPr>
@@ -244,15 +219,7 @@
           <w:bCs/>
           <w:lang w:val="bg-BG"/>
         </w:rPr>
-        <w:t>1.956</w:t>
-      </w:r>
-      <w:r>
-        <w:rPr>
-          <w:b/>
-          <w:bCs/>
-          <w:lang w:val="bg-BG"/>
-        </w:rPr>
-        <w:t xml:space="preserve"> </w:t>
+        <w:t xml:space="preserve">1.956 </w:t>
       </w:r>
       <w:r>
         <w:rPr>
@@ -539,15 +506,7 @@
                 <w:noProof/>
                 <w:lang w:val="bg-BG"/>
               </w:rPr>
-              <w:t>43.03</w:t>
-            </w:r>
-            <w:r>
-              <w:rPr>
-                <w:rFonts w:ascii="Consolas" w:hAnsi="Consolas"/>
-                <w:noProof/>
-                <w:lang w:val="bg-BG"/>
-              </w:rPr>
-              <w:t>2</w:t>
+              <w:t>43.032</w:t>
             </w:r>
           </w:p>
         </w:tc>
@@ -9233,6 +9192,7 @@
   <w:style w:type="character" w:default="1" w:styleId="DefaultParagraphFont">
     <w:name w:val="Default Paragraph Font"/>
     <w:uiPriority w:val="1"/>
+    <w:semiHidden/>
     <w:unhideWhenUsed/>
   </w:style>
   <w:style w:type="table" w:default="1" w:styleId="TableNormal">
